--- a/docs/EvalCall改进-建模-20260630.docx
+++ b/docs/EvalCall改进-建模-20260630.docx
@@ -2,7 +2,7 @@
 <file path=word/document.xml><?xml version="1.0" encoding="utf-8"?>
 <w:document xmlns:w="http://schemas.openxmlformats.org/wordprocessingml/2006/main" xmlns:m="http://schemas.openxmlformats.org/officeDocument/2006/math" xmlns:r="http://schemas.openxmlformats.org/officeDocument/2006/relationships" xmlns:o="urn:schemas-microsoft-com:office:office" xmlns:v="urn:schemas-microsoft-com:vml" xmlns:w10="urn:schemas-microsoft-com:office:word" xmlns:a="http://schemas.openxmlformats.org/drawingml/2006/main" xmlns:pic="http://schemas.openxmlformats.org/drawingml/2006/picture" xmlns:wp="http://schemas.openxmlformats.org/drawingml/2006/wordprocessingDrawing">
   <w:body>
-    <w:bookmarkStart w:id="20" w:name="evalcall-改进-任务建模落地基线"/>
+    <w:bookmarkStart w:id="21" w:name="evalcall-改进-任务建模落地基线"/>
     <w:p>
       <w:pPr>
         <w:pStyle w:val="Heading1"/>
@@ -178,55 +178,19 @@
         </w:pict>
       </w:r>
     </w:p>
-    <w:bookmarkStart w:id="9" w:name="一句话目标"/>
+    <w:bookmarkStart w:id="9" w:name="落地进度活锚变动区逐节点回写"/>
     <w:p>
       <w:pPr>
         <w:pStyle w:val="Heading2"/>
       </w:pPr>
       <w:r>
-        <w:t xml:space="preserve">0. </w:t>
-      </w:r>
-      <w:r>
-        <w:rPr>
-          <w:rFonts w:hint="eastAsia"/>
-        </w:rPr>
-        <w:t xml:space="preserve">一句话目标</w:t>
-      </w:r>
-    </w:p>
-    <w:p>
-      <w:pPr>
-        <w:pStyle w:val="FirstParagraph"/>
-      </w:pPr>
-      <w:r>
-        <w:rPr>
-          <w:rFonts w:hint="eastAsia"/>
-        </w:rPr>
-        <w:t xml:space="preserve">把</w:t>
-      </w:r>
-      <w:r>
-        <w:t xml:space="preserve"> EvalCall </w:t>
-      </w:r>
-      <w:r>
-        <w:rPr>
-          <w:rFonts w:hint="eastAsia"/>
-        </w:rPr>
-        <w:t xml:space="preserve">从”一个可解释的指令遵循打分器”升级成”质检团队敢用、能驱动上线决策、且测得到真实业务命脉(任务办成没/安全红线/会生长的活清单)的评测系统”——同时修掉三个已知真问题(旗舰功能默认没开/官方任务全0分表现力弱/文档漂移)。</w:t>
-      </w:r>
-    </w:p>
-    <w:bookmarkEnd w:id="9"/>
-    <w:bookmarkStart w:id="10" w:name="设计红线不可违反违反即回退"/>
-    <w:p>
-      <w:pPr>
-        <w:pStyle w:val="Heading2"/>
-      </w:pPr>
-      <w:r>
-        <w:t xml:space="preserve">1. </w:t>
-      </w:r>
-      <w:r>
-        <w:rPr>
-          <w:rFonts w:hint="eastAsia"/>
-        </w:rPr>
-        <w:t xml:space="preserve">设计红线(不可违反,违反即回退)</w:t>
+        <w:t xml:space="preserve">★ </w:t>
+      </w:r>
+      <w:r>
+        <w:rPr>
+          <w:rFonts w:hint="eastAsia"/>
+        </w:rPr>
+        <w:t xml:space="preserve">落地进度（活锚变动区，逐节点回写）</w:t>
       </w:r>
     </w:p>
     <w:p>
@@ -238,62 +202,58 @@
         </w:numPr>
       </w:pPr>
       <w:r>
-        <w:rPr>
-          <w:rFonts w:hint="eastAsia"/>
-          <w:b/>
-          <w:bCs/>
-        </w:rPr>
-        <w:t xml:space="preserve">R-溯源</w:t>
-      </w:r>
-      <w:r>
-        <w:rPr>
-          <w:rFonts w:hint="eastAsia"/>
-        </w:rPr>
-        <w:t xml:space="preserve">:任何检查点必须可</w:t>
-      </w:r>
-      <w:r>
-        <w:t xml:space="preserve"> </w:t>
-      </w:r>
-      <w:r>
-        <w:rPr>
-          <w:rStyle w:val="VerbatimChar"/>
-        </w:rPr>
-        <w:t xml:space="preserve">source_quote</w:t>
-      </w:r>
-      <w:r>
-        <w:t xml:space="preserve"> </w:t>
-      </w:r>
-      <w:r>
-        <w:rPr>
-          <w:rFonts w:hint="eastAsia"/>
-        </w:rPr>
-        <w:t xml:space="preserve">回指令原文或显式</w:t>
-      </w:r>
-      <w:r>
-        <w:t xml:space="preserve"> policy </w:t>
-      </w:r>
-      <w:r>
-        <w:rPr>
-          <w:rFonts w:hint="eastAsia"/>
-        </w:rPr>
-        <w:t xml:space="preserve">来源;</w:t>
-      </w:r>
-      <w:r>
-        <w:rPr>
-          <w:rFonts w:hint="eastAsia"/>
-          <w:b/>
-          <w:bCs/>
-        </w:rPr>
-        <w:t xml:space="preserve">严禁无源悬空检查点</w:t>
-      </w:r>
-      <w:r>
-        <w:t xml:space="preserve">(C12/C13/C15 </w:t>
-      </w:r>
-      <w:r>
-        <w:rPr>
-          <w:rFonts w:hint="eastAsia"/>
-        </w:rPr>
-        <w:t xml:space="preserve">的硬闸)。</w:t>
+        <w:t xml:space="preserve">✅</w:t>
+      </w:r>
+      <w:r>
+        <w:t xml:space="preserve"> </w:t>
+      </w:r>
+      <w:r>
+        <w:rPr>
+          <w:b/>
+          <w:bCs/>
+        </w:rPr>
+        <w:t xml:space="preserve">P0 </w:t>
+      </w:r>
+      <w:r>
+        <w:rPr>
+          <w:rFonts w:hint="eastAsia"/>
+          <w:b/>
+          <w:bCs/>
+        </w:rPr>
+        <w:t xml:space="preserve">完成</w:t>
+      </w:r>
+      <w:r>
+        <w:rPr>
+          <w:rFonts w:hint="eastAsia"/>
+        </w:rPr>
+        <w:t xml:space="preserve">（commit</w:t>
+      </w:r>
+      <w:r>
+        <w:t xml:space="preserve"> </w:t>
+      </w:r>
+      <w:r>
+        <w:rPr>
+          <w:rFonts w:hint="eastAsia"/>
+        </w:rPr>
+        <w:t xml:space="preserve">be9754c）:P0-1</w:t>
+      </w:r>
+      <w:r>
+        <w:t xml:space="preserve"> </w:t>
+      </w:r>
+      <w:r>
+        <w:rPr>
+          <w:rFonts w:hint="eastAsia"/>
+        </w:rPr>
+        <w:t xml:space="preserve">N_VOTES默认3票(2测)</w:t>
+      </w:r>
+      <w:r>
+        <w:t xml:space="preserve"> + P0-2 </w:t>
+      </w:r>
+      <w:r>
+        <w:rPr>
+          <w:rFonts w:hint="eastAsia"/>
+        </w:rPr>
+        <w:t xml:space="preserve">README漂移+__main__入口。45测绿。</w:t>
       </w:r>
     </w:p>
     <w:p>
@@ -305,27 +265,100 @@
         </w:numPr>
       </w:pPr>
       <w:r>
-        <w:rPr>
-          <w:rFonts w:hint="eastAsia"/>
-          <w:b/>
-          <w:bCs/>
-        </w:rPr>
-        <w:t xml:space="preserve">R-反循环</w:t>
-      </w:r>
-      <w:r>
-        <w:rPr>
-          <w:rFonts w:hint="eastAsia"/>
-        </w:rPr>
-        <w:t xml:space="preserve">:增量挖的新检查点不得从被测模型/arena</w:t>
-      </w:r>
-      <w:r>
-        <w:t xml:space="preserve"> </w:t>
-      </w:r>
-      <w:r>
-        <w:rPr>
-          <w:rFonts w:hint="eastAsia"/>
-        </w:rPr>
-        <w:t xml:space="preserve">输出反推评判标准;新检查点仍须落回指令原文。</w:t>
+        <w:t xml:space="preserve">✅</w:t>
+      </w:r>
+      <w:r>
+        <w:t xml:space="preserve"> </w:t>
+      </w:r>
+      <w:r>
+        <w:rPr>
+          <w:b/>
+          <w:bCs/>
+        </w:rPr>
+        <w:t xml:space="preserve">P1 </w:t>
+      </w:r>
+      <w:r>
+        <w:rPr>
+          <w:rFonts w:hint="eastAsia"/>
+          <w:b/>
+          <w:bCs/>
+        </w:rPr>
+        <w:t xml:space="preserve">逻辑层完成</w:t>
+      </w:r>
+      <w:r>
+        <w:t xml:space="preserve">:P1-1 </w:t>
+      </w:r>
+      <w:r>
+        <w:rPr>
+          <w:rFonts w:hint="eastAsia"/>
+        </w:rPr>
+        <w:t xml:space="preserve">安全红线轨(data/policy/safety_redlines.yaml+safety.py,单一规则源)</w:t>
+      </w:r>
+      <w:r>
+        <w:t xml:space="preserve"> + P1-2 </w:t>
+      </w:r>
+      <w:r>
+        <w:rPr>
+          <w:rFonts w:hint="eastAsia"/>
+        </w:rPr>
+        <w:t xml:space="preserve">业务分级P0/P1/P2</w:t>
+      </w:r>
+      <w:r>
+        <w:t xml:space="preserve"> + P1-3 </w:t>
+      </w:r>
+      <w:r>
+        <w:rPr>
+          <w:rFonts w:hint="eastAsia"/>
+        </w:rPr>
+        <w:t xml:space="preserve">上线门禁(summarize.gate/cli聚合)</w:t>
+      </w:r>
+      <w:r>
+        <w:t xml:space="preserve"> + P1-4 calibrate </w:t>
+      </w:r>
+      <w:r>
+        <w:rPr>
+          <w:rFonts w:hint="eastAsia"/>
+        </w:rPr>
+        <w:t xml:space="preserve">P0查全率分层</w:t>
+      </w:r>
+      <w:r>
+        <w:t xml:space="preserve"> + P1-5 </w:t>
+      </w:r>
+      <w:r>
+        <w:rPr>
+          <w:rFonts w:hint="eastAsia"/>
+        </w:rPr>
+        <w:t xml:space="preserve">低置信交人复核。50测绿。</w:t>
+      </w:r>
+      <w:r>
+        <w:rPr>
+          <w:b/>
+          <w:bCs/>
+        </w:rPr>
+        <w:t xml:space="preserve">P1 </w:t>
+      </w:r>
+      <w:r>
+        <w:rPr>
+          <w:rFonts w:hint="eastAsia"/>
+          <w:b/>
+          <w:bCs/>
+        </w:rPr>
+        <w:t xml:space="preserve">报告显示层(门禁徽章/复核清单)批入</w:t>
+      </w:r>
+      <w:r>
+        <w:rPr>
+          <w:b/>
+          <w:bCs/>
+        </w:rPr>
+        <w:t xml:space="preserve"> P2 </w:t>
+      </w:r>
+      <w:r>
+        <w:rPr>
+          <w:rFonts w:hint="eastAsia"/>
+          <w:b/>
+          <w:bCs/>
+        </w:rPr>
+        <w:t xml:space="preserve">模板一起改。</w:t>
       </w:r>
     </w:p>
     <w:p>
@@ -337,27 +370,22 @@
         </w:numPr>
       </w:pPr>
       <w:r>
-        <w:rPr>
-          <w:rFonts w:hint="eastAsia"/>
-          <w:b/>
-          <w:bCs/>
-        </w:rPr>
-        <w:t xml:space="preserve">R-单一规则源</w:t>
-      </w:r>
-      <w:r>
-        <w:rPr>
-          <w:rFonts w:hint="eastAsia"/>
-        </w:rPr>
-        <w:t xml:space="preserve">:安全轨与</w:t>
-      </w:r>
-      <w:r>
-        <w:t xml:space="preserve"> forbidden </w:t>
-      </w:r>
-      <w:r>
-        <w:rPr>
-          <w:rFonts w:hint="eastAsia"/>
-        </w:rPr>
-        <w:t xml:space="preserve">共享同一份规则,禁止拷两份导致漂移。</w:t>
+        <w:t xml:space="preserve">⏭️ </w:t>
+      </w:r>
+      <w:r>
+        <w:rPr>
+          <w:rFonts w:hint="eastAsia"/>
+        </w:rPr>
+        <w:t xml:space="preserve">下一步:P2(证据跳转/通话级清单/履约达成C18/lint证据)——含</w:t>
+      </w:r>
+      <w:r>
+        <w:t xml:space="preserve"> P1+P2 </w:t>
+      </w:r>
+      <w:r>
+        <w:rPr>
+          <w:rFonts w:hint="eastAsia"/>
+        </w:rPr>
+        <w:t xml:space="preserve">的报告模板统一改一轮。</w:t>
       </w:r>
     </w:p>
     <w:p>
@@ -371,6 +399,213 @@
       <w:r>
         <w:rPr>
           <w:rFonts w:hint="eastAsia"/>
+        </w:rPr>
+        <w:t xml:space="preserve">分支:</w:t>
+      </w:r>
+      <w:r>
+        <w:rPr>
+          <w:rStyle w:val="VerbatimChar"/>
+        </w:rPr>
+        <w:t xml:space="preserve">evalcall-improve-20260630</w:t>
+      </w:r>
+      <w:r>
+        <w:t xml:space="preserve">。</w:t>
+      </w:r>
+    </w:p>
+    <w:bookmarkEnd w:id="9"/>
+    <w:bookmarkStart w:id="10" w:name="一句话目标"/>
+    <w:p>
+      <w:pPr>
+        <w:pStyle w:val="Heading2"/>
+      </w:pPr>
+      <w:r>
+        <w:t xml:space="preserve">0. </w:t>
+      </w:r>
+      <w:r>
+        <w:rPr>
+          <w:rFonts w:hint="eastAsia"/>
+        </w:rPr>
+        <w:t xml:space="preserve">一句话目标</w:t>
+      </w:r>
+    </w:p>
+    <w:p>
+      <w:pPr>
+        <w:pStyle w:val="FirstParagraph"/>
+      </w:pPr>
+      <w:r>
+        <w:rPr>
+          <w:rFonts w:hint="eastAsia"/>
+        </w:rPr>
+        <w:t xml:space="preserve">把</w:t>
+      </w:r>
+      <w:r>
+        <w:t xml:space="preserve"> EvalCall </w:t>
+      </w:r>
+      <w:r>
+        <w:rPr>
+          <w:rFonts w:hint="eastAsia"/>
+        </w:rPr>
+        <w:t xml:space="preserve">从”一个可解释的指令遵循打分器”升级成”质检团队敢用、能驱动上线决策、且测得到真实业务命脉(任务办成没/安全红线/会生长的活清单)的评测系统”——同时修掉三个已知真问题(旗舰功能默认没开/官方任务全0分表现力弱/文档漂移)。</w:t>
+      </w:r>
+    </w:p>
+    <w:bookmarkEnd w:id="10"/>
+    <w:bookmarkStart w:id="11" w:name="设计红线不可违反违反即回退"/>
+    <w:p>
+      <w:pPr>
+        <w:pStyle w:val="Heading2"/>
+      </w:pPr>
+      <w:r>
+        <w:t xml:space="preserve">1. </w:t>
+      </w:r>
+      <w:r>
+        <w:rPr>
+          <w:rFonts w:hint="eastAsia"/>
+        </w:rPr>
+        <w:t xml:space="preserve">设计红线(不可违反,违反即回退)</w:t>
+      </w:r>
+    </w:p>
+    <w:p>
+      <w:pPr>
+        <w:pStyle w:val="Compact"/>
+        <w:numPr>
+          <w:ilvl w:val="0"/>
+          <w:numId w:val="1002"/>
+        </w:numPr>
+      </w:pPr>
+      <w:r>
+        <w:rPr>
+          <w:rFonts w:hint="eastAsia"/>
+          <w:b/>
+          <w:bCs/>
+        </w:rPr>
+        <w:t xml:space="preserve">R-溯源</w:t>
+      </w:r>
+      <w:r>
+        <w:rPr>
+          <w:rFonts w:hint="eastAsia"/>
+        </w:rPr>
+        <w:t xml:space="preserve">:任何检查点必须可</w:t>
+      </w:r>
+      <w:r>
+        <w:t xml:space="preserve"> </w:t>
+      </w:r>
+      <w:r>
+        <w:rPr>
+          <w:rStyle w:val="VerbatimChar"/>
+        </w:rPr>
+        <w:t xml:space="preserve">source_quote</w:t>
+      </w:r>
+      <w:r>
+        <w:t xml:space="preserve"> </w:t>
+      </w:r>
+      <w:r>
+        <w:rPr>
+          <w:rFonts w:hint="eastAsia"/>
+        </w:rPr>
+        <w:t xml:space="preserve">回指令原文或显式</w:t>
+      </w:r>
+      <w:r>
+        <w:t xml:space="preserve"> policy </w:t>
+      </w:r>
+      <w:r>
+        <w:rPr>
+          <w:rFonts w:hint="eastAsia"/>
+        </w:rPr>
+        <w:t xml:space="preserve">来源;</w:t>
+      </w:r>
+      <w:r>
+        <w:rPr>
+          <w:rFonts w:hint="eastAsia"/>
+          <w:b/>
+          <w:bCs/>
+        </w:rPr>
+        <w:t xml:space="preserve">严禁无源悬空检查点</w:t>
+      </w:r>
+      <w:r>
+        <w:t xml:space="preserve">(C12/C13/C15 </w:t>
+      </w:r>
+      <w:r>
+        <w:rPr>
+          <w:rFonts w:hint="eastAsia"/>
+        </w:rPr>
+        <w:t xml:space="preserve">的硬闸)。</w:t>
+      </w:r>
+    </w:p>
+    <w:p>
+      <w:pPr>
+        <w:pStyle w:val="Compact"/>
+        <w:numPr>
+          <w:ilvl w:val="0"/>
+          <w:numId w:val="1002"/>
+        </w:numPr>
+      </w:pPr>
+      <w:r>
+        <w:rPr>
+          <w:rFonts w:hint="eastAsia"/>
+          <w:b/>
+          <w:bCs/>
+        </w:rPr>
+        <w:t xml:space="preserve">R-反循环</w:t>
+      </w:r>
+      <w:r>
+        <w:rPr>
+          <w:rFonts w:hint="eastAsia"/>
+        </w:rPr>
+        <w:t xml:space="preserve">:增量挖的新检查点不得从被测模型/arena</w:t>
+      </w:r>
+      <w:r>
+        <w:t xml:space="preserve"> </w:t>
+      </w:r>
+      <w:r>
+        <w:rPr>
+          <w:rFonts w:hint="eastAsia"/>
+        </w:rPr>
+        <w:t xml:space="preserve">输出反推评判标准;新检查点仍须落回指令原文。</w:t>
+      </w:r>
+    </w:p>
+    <w:p>
+      <w:pPr>
+        <w:pStyle w:val="Compact"/>
+        <w:numPr>
+          <w:ilvl w:val="0"/>
+          <w:numId w:val="1002"/>
+        </w:numPr>
+      </w:pPr>
+      <w:r>
+        <w:rPr>
+          <w:rFonts w:hint="eastAsia"/>
+          <w:b/>
+          <w:bCs/>
+        </w:rPr>
+        <w:t xml:space="preserve">R-单一规则源</w:t>
+      </w:r>
+      <w:r>
+        <w:rPr>
+          <w:rFonts w:hint="eastAsia"/>
+        </w:rPr>
+        <w:t xml:space="preserve">:安全轨与</w:t>
+      </w:r>
+      <w:r>
+        <w:t xml:space="preserve"> forbidden </w:t>
+      </w:r>
+      <w:r>
+        <w:rPr>
+          <w:rFonts w:hint="eastAsia"/>
+        </w:rPr>
+        <w:t xml:space="preserve">共享同一份规则,禁止拷两份导致漂移。</w:t>
+      </w:r>
+    </w:p>
+    <w:p>
+      <w:pPr>
+        <w:pStyle w:val="Compact"/>
+        <w:numPr>
+          <w:ilvl w:val="0"/>
+          <w:numId w:val="1002"/>
+        </w:numPr>
+      </w:pPr>
+      <w:r>
+        <w:rPr>
+          <w:rFonts w:hint="eastAsia"/>
           <w:b/>
           <w:bCs/>
         </w:rPr>
@@ -397,7 +632,7 @@
         <w:pStyle w:val="Compact"/>
         <w:numPr>
           <w:ilvl w:val="0"/>
-          <w:numId w:val="1001"/>
+          <w:numId w:val="1002"/>
         </w:numPr>
       </w:pPr>
       <w:r>
@@ -443,8 +678,8 @@
         </w:pict>
       </w:r>
     </w:p>
-    <w:bookmarkEnd w:id="10"/>
-    <w:bookmarkStart w:id="16" w:name="阶段-叶子节点id-动作-完成判据验世界-依赖"/>
+    <w:bookmarkEnd w:id="11"/>
+    <w:bookmarkStart w:id="17" w:name="阶段-叶子节点id-动作-完成判据验世界-依赖"/>
     <w:p>
       <w:pPr>
         <w:pStyle w:val="Heading2"/>
@@ -533,7 +768,7 @@
         <w:t xml:space="preserve">只读本表即可复核。</w:t>
       </w:r>
     </w:p>
-    <w:bookmarkStart w:id="11" w:name="阶段-p0-修真问题最高-roi近纯收益先做"/>
+    <w:bookmarkStart w:id="12" w:name="阶段-p0-修真问题最高-roi近纯收益先做"/>
     <w:p>
       <w:pPr>
         <w:pStyle w:val="Heading3"/>
@@ -568,7 +803,7 @@
         <w:pStyle w:val="Compact"/>
         <w:numPr>
           <w:ilvl w:val="0"/>
-          <w:numId w:val="1002"/>
+          <w:numId w:val="1003"/>
         </w:numPr>
       </w:pPr>
       <w:r>
@@ -614,7 +849,7 @@
         <w:pStyle w:val="Compact"/>
         <w:numPr>
           <w:ilvl w:val="1"/>
-          <w:numId w:val="1003"/>
+          <w:numId w:val="1004"/>
         </w:numPr>
       </w:pPr>
       <w:r>
@@ -713,7 +948,7 @@
         <w:pStyle w:val="Compact"/>
         <w:numPr>
           <w:ilvl w:val="1"/>
-          <w:numId w:val="1003"/>
+          <w:numId w:val="1004"/>
         </w:numPr>
       </w:pPr>
       <w:r>
@@ -779,7 +1014,7 @@
         <w:pStyle w:val="Compact"/>
         <w:numPr>
           <w:ilvl w:val="1"/>
-          <w:numId w:val="1003"/>
+          <w:numId w:val="1004"/>
         </w:numPr>
       </w:pPr>
       <w:r>
@@ -794,7 +1029,7 @@
         <w:pStyle w:val="Compact"/>
         <w:numPr>
           <w:ilvl w:val="0"/>
-          <w:numId w:val="1004"/>
+          <w:numId w:val="1005"/>
         </w:numPr>
       </w:pPr>
       <w:r>
@@ -833,7 +1068,7 @@
         <w:pStyle w:val="Compact"/>
         <w:numPr>
           <w:ilvl w:val="1"/>
-          <w:numId w:val="1005"/>
+          <w:numId w:val="1006"/>
         </w:numPr>
       </w:pPr>
       <w:r>
@@ -908,7 +1143,7 @@
         <w:pStyle w:val="Compact"/>
         <w:numPr>
           <w:ilvl w:val="1"/>
-          <w:numId w:val="1005"/>
+          <w:numId w:val="1006"/>
         </w:numPr>
       </w:pPr>
       <w:r>
@@ -977,7 +1212,7 @@
         <w:pStyle w:val="Compact"/>
         <w:numPr>
           <w:ilvl w:val="1"/>
-          <w:numId w:val="1005"/>
+          <w:numId w:val="1006"/>
         </w:numPr>
       </w:pPr>
       <w:r>
@@ -987,8 +1222,8 @@
         <w:t xml:space="preserve">依赖:无。</w:t>
       </w:r>
     </w:p>
-    <w:bookmarkEnd w:id="11"/>
-    <w:bookmarkStart w:id="12" w:name="阶段-p1-安全-决策骨架评委业务双高分系统从打分变把关"/>
+    <w:bookmarkEnd w:id="12"/>
+    <w:bookmarkStart w:id="13" w:name="阶段-p1-安全-决策骨架评委业务双高分系统从打分变把关"/>
     <w:p>
       <w:pPr>
         <w:pStyle w:val="Heading3"/>
@@ -1023,7 +1258,7 @@
         <w:pStyle w:val="Compact"/>
         <w:numPr>
           <w:ilvl w:val="0"/>
-          <w:numId w:val="1006"/>
+          <w:numId w:val="1007"/>
         </w:numPr>
       </w:pPr>
       <w:r>
@@ -1062,7 +1297,7 @@
         <w:pStyle w:val="Compact"/>
         <w:numPr>
           <w:ilvl w:val="1"/>
-          <w:numId w:val="1007"/>
+          <w:numId w:val="1008"/>
         </w:numPr>
       </w:pPr>
       <w:r>
@@ -1169,7 +1404,7 @@
         <w:pStyle w:val="Compact"/>
         <w:numPr>
           <w:ilvl w:val="1"/>
-          <w:numId w:val="1007"/>
+          <w:numId w:val="1008"/>
         </w:numPr>
       </w:pPr>
       <w:r>
@@ -1229,7 +1464,7 @@
         <w:pStyle w:val="Compact"/>
         <w:numPr>
           <w:ilvl w:val="1"/>
-          <w:numId w:val="1007"/>
+          <w:numId w:val="1008"/>
         </w:numPr>
       </w:pPr>
       <w:r>
@@ -1244,7 +1479,7 @@
         <w:pStyle w:val="Compact"/>
         <w:numPr>
           <w:ilvl w:val="0"/>
-          <w:numId w:val="1008"/>
+          <w:numId w:val="1009"/>
         </w:numPr>
       </w:pPr>
       <w:r>
@@ -1268,7 +1503,7 @@
         <w:pStyle w:val="Compact"/>
         <w:numPr>
           <w:ilvl w:val="1"/>
-          <w:numId w:val="1009"/>
+          <w:numId w:val="1010"/>
         </w:numPr>
       </w:pPr>
       <w:r>
@@ -1315,7 +1550,7 @@
         <w:pStyle w:val="Compact"/>
         <w:numPr>
           <w:ilvl w:val="1"/>
-          <w:numId w:val="1009"/>
+          <w:numId w:val="1010"/>
         </w:numPr>
       </w:pPr>
       <w:r>
@@ -1375,7 +1610,7 @@
         <w:pStyle w:val="Compact"/>
         <w:numPr>
           <w:ilvl w:val="1"/>
-          <w:numId w:val="1009"/>
+          <w:numId w:val="1010"/>
         </w:numPr>
       </w:pPr>
       <w:r>
@@ -1399,7 +1634,7 @@
         <w:pStyle w:val="Compact"/>
         <w:numPr>
           <w:ilvl w:val="0"/>
-          <w:numId w:val="1010"/>
+          <w:numId w:val="1011"/>
         </w:numPr>
       </w:pPr>
       <w:r>
@@ -1423,7 +1658,7 @@
         <w:pStyle w:val="Compact"/>
         <w:numPr>
           <w:ilvl w:val="1"/>
-          <w:numId w:val="1011"/>
+          <w:numId w:val="1012"/>
         </w:numPr>
       </w:pPr>
       <w:r>
@@ -1494,7 +1729,7 @@
         <w:pStyle w:val="Compact"/>
         <w:numPr>
           <w:ilvl w:val="1"/>
-          <w:numId w:val="1011"/>
+          <w:numId w:val="1012"/>
         </w:numPr>
       </w:pPr>
       <w:r>
@@ -1554,7 +1789,7 @@
         <w:pStyle w:val="Compact"/>
         <w:numPr>
           <w:ilvl w:val="1"/>
-          <w:numId w:val="1011"/>
+          <w:numId w:val="1012"/>
         </w:numPr>
       </w:pPr>
       <w:r>
@@ -1580,7 +1815,7 @@
         <w:pStyle w:val="Compact"/>
         <w:numPr>
           <w:ilvl w:val="0"/>
-          <w:numId w:val="1012"/>
+          <w:numId w:val="1013"/>
         </w:numPr>
       </w:pPr>
       <w:r>
@@ -1604,7 +1839,7 @@
         <w:pStyle w:val="Compact"/>
         <w:numPr>
           <w:ilvl w:val="1"/>
-          <w:numId w:val="1013"/>
+          <w:numId w:val="1014"/>
         </w:numPr>
       </w:pPr>
       <w:r>
@@ -1670,7 +1905,7 @@
         <w:pStyle w:val="Compact"/>
         <w:numPr>
           <w:ilvl w:val="1"/>
-          <w:numId w:val="1013"/>
+          <w:numId w:val="1014"/>
         </w:numPr>
       </w:pPr>
       <w:r>
@@ -1718,7 +1953,7 @@
         <w:pStyle w:val="Compact"/>
         <w:numPr>
           <w:ilvl w:val="1"/>
-          <w:numId w:val="1013"/>
+          <w:numId w:val="1014"/>
         </w:numPr>
       </w:pPr>
       <w:r>
@@ -1745,7 +1980,7 @@
         <w:pStyle w:val="Compact"/>
         <w:numPr>
           <w:ilvl w:val="0"/>
-          <w:numId w:val="1014"/>
+          <w:numId w:val="1015"/>
         </w:numPr>
       </w:pPr>
       <w:r>
@@ -1769,7 +2004,7 @@
         <w:pStyle w:val="Compact"/>
         <w:numPr>
           <w:ilvl w:val="1"/>
-          <w:numId w:val="1015"/>
+          <w:numId w:val="1016"/>
         </w:numPr>
       </w:pPr>
       <w:r>
@@ -1808,7 +2043,7 @@
         <w:pStyle w:val="Compact"/>
         <w:numPr>
           <w:ilvl w:val="1"/>
-          <w:numId w:val="1015"/>
+          <w:numId w:val="1016"/>
         </w:numPr>
       </w:pPr>
       <w:r>
@@ -1832,7 +2067,7 @@
         <w:pStyle w:val="Compact"/>
         <w:numPr>
           <w:ilvl w:val="1"/>
-          <w:numId w:val="1015"/>
+          <w:numId w:val="1016"/>
         </w:numPr>
       </w:pPr>
       <w:r>
@@ -1842,8 +2077,8 @@
         <w:t xml:space="preserve">依赖:P0-1(3票才有分歧信号)。</w:t>
       </w:r>
     </w:p>
-    <w:bookmarkEnd w:id="12"/>
-    <w:bookmarkStart w:id="13" w:name="阶段-p2-可信-可用质检团队敢用敢复核敢打回"/>
+    <w:bookmarkEnd w:id="13"/>
+    <w:bookmarkStart w:id="14" w:name="阶段-p2-可信-可用质检团队敢用敢复核敢打回"/>
     <w:p>
       <w:pPr>
         <w:pStyle w:val="Heading3"/>
@@ -1878,7 +2113,7 @@
         <w:pStyle w:val="Compact"/>
         <w:numPr>
           <w:ilvl w:val="0"/>
-          <w:numId w:val="1016"/>
+          <w:numId w:val="1017"/>
         </w:numPr>
       </w:pPr>
       <w:r>
@@ -1902,7 +2137,7 @@
         <w:pStyle w:val="Compact"/>
         <w:numPr>
           <w:ilvl w:val="1"/>
-          <w:numId w:val="1017"/>
+          <w:numId w:val="1018"/>
         </w:numPr>
       </w:pPr>
       <w:r>
@@ -1971,7 +2206,7 @@
         <w:pStyle w:val="Compact"/>
         <w:numPr>
           <w:ilvl w:val="1"/>
-          <w:numId w:val="1017"/>
+          <w:numId w:val="1018"/>
         </w:numPr>
       </w:pPr>
       <w:r>
@@ -2013,7 +2248,7 @@
         <w:pStyle w:val="Compact"/>
         <w:numPr>
           <w:ilvl w:val="1"/>
-          <w:numId w:val="1017"/>
+          <w:numId w:val="1018"/>
         </w:numPr>
       </w:pPr>
       <w:r>
@@ -2040,7 +2275,7 @@
         <w:pStyle w:val="Compact"/>
         <w:numPr>
           <w:ilvl w:val="0"/>
-          <w:numId w:val="1018"/>
+          <w:numId w:val="1019"/>
         </w:numPr>
       </w:pPr>
       <w:r>
@@ -2064,7 +2299,7 @@
         <w:pStyle w:val="Compact"/>
         <w:numPr>
           <w:ilvl w:val="1"/>
-          <w:numId w:val="1019"/>
+          <w:numId w:val="1020"/>
         </w:numPr>
       </w:pPr>
       <w:r>
@@ -2097,7 +2332,7 @@
         <w:pStyle w:val="Compact"/>
         <w:numPr>
           <w:ilvl w:val="1"/>
-          <w:numId w:val="1019"/>
+          <w:numId w:val="1020"/>
         </w:numPr>
       </w:pPr>
       <w:r>
@@ -2130,7 +2365,7 @@
         <w:pStyle w:val="Compact"/>
         <w:numPr>
           <w:ilvl w:val="1"/>
-          <w:numId w:val="1019"/>
+          <w:numId w:val="1020"/>
         </w:numPr>
       </w:pPr>
       <w:r>
@@ -2145,7 +2380,7 @@
         <w:pStyle w:val="Compact"/>
         <w:numPr>
           <w:ilvl w:val="0"/>
-          <w:numId w:val="1020"/>
+          <w:numId w:val="1021"/>
         </w:numPr>
       </w:pPr>
       <w:r>
@@ -2169,7 +2404,7 @@
         <w:pStyle w:val="Compact"/>
         <w:numPr>
           <w:ilvl w:val="1"/>
-          <w:numId w:val="1021"/>
+          <w:numId w:val="1022"/>
         </w:numPr>
       </w:pPr>
       <w:r>
@@ -2244,7 +2479,7 @@
         <w:pStyle w:val="Compact"/>
         <w:numPr>
           <w:ilvl w:val="1"/>
-          <w:numId w:val="1021"/>
+          <w:numId w:val="1022"/>
         </w:numPr>
       </w:pPr>
       <w:r>
@@ -2313,7 +2548,7 @@
         <w:pStyle w:val="Compact"/>
         <w:numPr>
           <w:ilvl w:val="1"/>
-          <w:numId w:val="1021"/>
+          <w:numId w:val="1022"/>
         </w:numPr>
       </w:pPr>
       <w:r>
@@ -2337,7 +2572,7 @@
         <w:pStyle w:val="Compact"/>
         <w:numPr>
           <w:ilvl w:val="0"/>
-          <w:numId w:val="1022"/>
+          <w:numId w:val="1023"/>
         </w:numPr>
       </w:pPr>
       <w:r>
@@ -2376,7 +2611,7 @@
         <w:pStyle w:val="Compact"/>
         <w:numPr>
           <w:ilvl w:val="1"/>
-          <w:numId w:val="1023"/>
+          <w:numId w:val="1024"/>
         </w:numPr>
       </w:pPr>
       <w:r>
@@ -2448,7 +2683,7 @@
         <w:pStyle w:val="Compact"/>
         <w:numPr>
           <w:ilvl w:val="1"/>
-          <w:numId w:val="1023"/>
+          <w:numId w:val="1024"/>
         </w:numPr>
       </w:pPr>
       <w:r>
@@ -2499,7 +2734,7 @@
         <w:pStyle w:val="Compact"/>
         <w:numPr>
           <w:ilvl w:val="1"/>
-          <w:numId w:val="1023"/>
+          <w:numId w:val="1024"/>
         </w:numPr>
       </w:pPr>
       <w:r>
@@ -2518,8 +2753,8 @@
         <w:t xml:space="preserve">已实现并联动)。</w:t>
       </w:r>
     </w:p>
-    <w:bookmarkEnd w:id="13"/>
-    <w:bookmarkStart w:id="14" w:name="阶段-p3-创新-回归撑创新性与产品完整度"/>
+    <w:bookmarkEnd w:id="14"/>
+    <w:bookmarkStart w:id="15" w:name="阶段-p3-创新-回归撑创新性与产品完整度"/>
     <w:p>
       <w:pPr>
         <w:pStyle w:val="Heading3"/>
@@ -2554,7 +2789,7 @@
         <w:pStyle w:val="Compact"/>
         <w:numPr>
           <w:ilvl w:val="0"/>
-          <w:numId w:val="1024"/>
+          <w:numId w:val="1025"/>
         </w:numPr>
       </w:pPr>
       <w:r>
@@ -2578,7 +2813,7 @@
         <w:pStyle w:val="Compact"/>
         <w:numPr>
           <w:ilvl w:val="1"/>
-          <w:numId w:val="1025"/>
+          <w:numId w:val="1026"/>
         </w:numPr>
       </w:pPr>
       <w:r>
@@ -2649,7 +2884,7 @@
         <w:pStyle w:val="Compact"/>
         <w:numPr>
           <w:ilvl w:val="1"/>
-          <w:numId w:val="1025"/>
+          <w:numId w:val="1026"/>
         </w:numPr>
       </w:pPr>
       <w:r>
@@ -2682,7 +2917,7 @@
         <w:pStyle w:val="Compact"/>
         <w:numPr>
           <w:ilvl w:val="1"/>
-          <w:numId w:val="1025"/>
+          <w:numId w:val="1026"/>
         </w:numPr>
       </w:pPr>
       <w:r>
@@ -2697,7 +2932,7 @@
         <w:pStyle w:val="Compact"/>
         <w:numPr>
           <w:ilvl w:val="0"/>
-          <w:numId w:val="1026"/>
+          <w:numId w:val="1027"/>
         </w:numPr>
       </w:pPr>
       <w:r>
@@ -2736,7 +2971,7 @@
         <w:pStyle w:val="Compact"/>
         <w:numPr>
           <w:ilvl w:val="1"/>
-          <w:numId w:val="1027"/>
+          <w:numId w:val="1028"/>
         </w:numPr>
       </w:pPr>
       <w:r>
@@ -2796,7 +3031,7 @@
         <w:pStyle w:val="Compact"/>
         <w:numPr>
           <w:ilvl w:val="1"/>
-          <w:numId w:val="1027"/>
+          <w:numId w:val="1028"/>
         </w:numPr>
       </w:pPr>
       <w:r>
@@ -2838,7 +3073,7 @@
         <w:pStyle w:val="Compact"/>
         <w:numPr>
           <w:ilvl w:val="1"/>
-          <w:numId w:val="1027"/>
+          <w:numId w:val="1028"/>
         </w:numPr>
       </w:pPr>
       <w:r>
@@ -2853,7 +3088,7 @@
         <w:pStyle w:val="Compact"/>
         <w:numPr>
           <w:ilvl w:val="0"/>
-          <w:numId w:val="1028"/>
+          <w:numId w:val="1029"/>
         </w:numPr>
       </w:pPr>
       <w:r>
@@ -2877,7 +3112,7 @@
         <w:pStyle w:val="Compact"/>
         <w:numPr>
           <w:ilvl w:val="1"/>
-          <w:numId w:val="1029"/>
+          <w:numId w:val="1030"/>
         </w:numPr>
       </w:pPr>
       <w:r>
@@ -2975,7 +3210,7 @@
         <w:pStyle w:val="Compact"/>
         <w:numPr>
           <w:ilvl w:val="1"/>
-          <w:numId w:val="1029"/>
+          <w:numId w:val="1030"/>
         </w:numPr>
       </w:pPr>
       <w:r>
@@ -3017,7 +3252,7 @@
         <w:pStyle w:val="Compact"/>
         <w:numPr>
           <w:ilvl w:val="1"/>
-          <w:numId w:val="1029"/>
+          <w:numId w:val="1030"/>
         </w:numPr>
       </w:pPr>
       <w:r>
@@ -3027,8 +3262,8 @@
         <w:t xml:space="preserve">依赖:无。</w:t>
       </w:r>
     </w:p>
-    <w:bookmarkEnd w:id="14"/>
-    <w:bookmarkStart w:id="15" w:name="阶段-p4-校准-真实性防失真如实标口径"/>
+    <w:bookmarkEnd w:id="15"/>
+    <w:bookmarkStart w:id="16" w:name="阶段-p4-校准-真实性防失真如实标口径"/>
     <w:p>
       <w:pPr>
         <w:pStyle w:val="Heading3"/>
@@ -3063,7 +3298,7 @@
         <w:pStyle w:val="Compact"/>
         <w:numPr>
           <w:ilvl w:val="0"/>
-          <w:numId w:val="1030"/>
+          <w:numId w:val="1031"/>
         </w:numPr>
       </w:pPr>
       <w:r>
@@ -3102,7 +3337,7 @@
         <w:pStyle w:val="Compact"/>
         <w:numPr>
           <w:ilvl w:val="1"/>
-          <w:numId w:val="1031"/>
+          <w:numId w:val="1032"/>
         </w:numPr>
       </w:pPr>
       <w:r>
@@ -3164,7 +3399,7 @@
         <w:pStyle w:val="Compact"/>
         <w:numPr>
           <w:ilvl w:val="1"/>
-          <w:numId w:val="1031"/>
+          <w:numId w:val="1032"/>
         </w:numPr>
       </w:pPr>
       <w:r>
@@ -3197,7 +3432,7 @@
         <w:pStyle w:val="Compact"/>
         <w:numPr>
           <w:ilvl w:val="1"/>
-          <w:numId w:val="1031"/>
+          <w:numId w:val="1032"/>
         </w:numPr>
       </w:pPr>
       <w:r>
@@ -3212,7 +3447,7 @@
         <w:pStyle w:val="Compact"/>
         <w:numPr>
           <w:ilvl w:val="1"/>
-          <w:numId w:val="1031"/>
+          <w:numId w:val="1032"/>
         </w:numPr>
       </w:pPr>
       <w:r>
@@ -3269,7 +3504,7 @@
         <w:pStyle w:val="Compact"/>
         <w:numPr>
           <w:ilvl w:val="0"/>
-          <w:numId w:val="1032"/>
+          <w:numId w:val="1033"/>
         </w:numPr>
       </w:pPr>
       <w:r>
@@ -3308,7 +3543,7 @@
         <w:pStyle w:val="Compact"/>
         <w:numPr>
           <w:ilvl w:val="1"/>
-          <w:numId w:val="1033"/>
+          <w:numId w:val="1034"/>
         </w:numPr>
       </w:pPr>
       <w:r>
@@ -3332,7 +3567,7 @@
         <w:pStyle w:val="Compact"/>
         <w:numPr>
           <w:ilvl w:val="1"/>
-          <w:numId w:val="1033"/>
+          <w:numId w:val="1034"/>
         </w:numPr>
       </w:pPr>
       <w:r>
@@ -3365,7 +3600,7 @@
         <w:pStyle w:val="Compact"/>
         <w:numPr>
           <w:ilvl w:val="1"/>
-          <w:numId w:val="1033"/>
+          <w:numId w:val="1034"/>
         </w:numPr>
       </w:pPr>
       <w:r>
@@ -3392,7 +3627,7 @@
         <w:pStyle w:val="Compact"/>
         <w:numPr>
           <w:ilvl w:val="0"/>
-          <w:numId w:val="1034"/>
+          <w:numId w:val="1035"/>
         </w:numPr>
       </w:pPr>
       <w:r>
@@ -3431,7 +3666,7 @@
         <w:pStyle w:val="Compact"/>
         <w:numPr>
           <w:ilvl w:val="1"/>
-          <w:numId w:val="1035"/>
+          <w:numId w:val="1036"/>
         </w:numPr>
       </w:pPr>
       <w:r>
@@ -3482,7 +3717,7 @@
         <w:pStyle w:val="Compact"/>
         <w:numPr>
           <w:ilvl w:val="1"/>
-          <w:numId w:val="1035"/>
+          <w:numId w:val="1036"/>
         </w:numPr>
       </w:pPr>
       <w:r>
@@ -3524,7 +3759,7 @@
         <w:pStyle w:val="Compact"/>
         <w:numPr>
           <w:ilvl w:val="1"/>
-          <w:numId w:val="1035"/>
+          <w:numId w:val="1036"/>
         </w:numPr>
       </w:pPr>
       <w:r>
@@ -3550,9 +3785,9 @@
         </w:pict>
       </w:r>
     </w:p>
-    <w:bookmarkEnd w:id="15"/>
     <w:bookmarkEnd w:id="16"/>
-    <w:bookmarkStart w:id="17" w:name="明确不做边界防-scope-蔓延-古德哈特"/>
+    <w:bookmarkEnd w:id="17"/>
+    <w:bookmarkStart w:id="18" w:name="明确不做边界防-scope-蔓延-古德哈特"/>
     <w:p>
       <w:pPr>
         <w:pStyle w:val="Heading2"/>
@@ -3583,163 +3818,6 @@
           <w:rFonts w:hint="eastAsia"/>
         </w:rPr>
         <w:t xml:space="preserve">古德哈特)</w:t>
-      </w:r>
-    </w:p>
-    <w:p>
-      <w:pPr>
-        <w:pStyle w:val="Compact"/>
-        <w:numPr>
-          <w:ilvl w:val="0"/>
-          <w:numId w:val="1036"/>
-        </w:numPr>
-      </w:pPr>
-      <w:r>
-        <w:rPr>
-          <w:b/>
-          <w:bCs/>
-        </w:rPr>
-        <w:t xml:space="preserve">C4 ROI </w:t>
-      </w:r>
-      <w:r>
-        <w:rPr>
-          <w:rFonts w:hint="eastAsia"/>
-          <w:b/>
-          <w:bCs/>
-        </w:rPr>
-        <w:t xml:space="preserve">金额换算</w:t>
-      </w:r>
-      <w:r>
-        <w:rPr>
-          <w:rFonts w:hint="eastAsia"/>
-        </w:rPr>
-        <w:t xml:space="preserve">:依赖单人没有的成本单价口径,易做成”看着量化实则拍脑袋”;仅在商业价值叙述里留一句定性话术,不建功能。</w:t>
-      </w:r>
-    </w:p>
-    <w:p>
-      <w:pPr>
-        <w:pStyle w:val="Compact"/>
-        <w:numPr>
-          <w:ilvl w:val="0"/>
-          <w:numId w:val="1036"/>
-        </w:numPr>
-      </w:pPr>
-      <w:r>
-        <w:rPr>
-          <w:b/>
-          <w:bCs/>
-        </w:rPr>
-        <w:t xml:space="preserve">C16 </w:t>
-      </w:r>
-      <w:r>
-        <w:rPr>
-          <w:rFonts w:hint="eastAsia"/>
-          <w:b/>
-          <w:bCs/>
-        </w:rPr>
-        <w:t xml:space="preserve">调度</w:t>
-      </w:r>
-      <w:r>
-        <w:rPr>
-          <w:b/>
-          <w:bCs/>
-        </w:rPr>
-        <w:t xml:space="preserve"> </w:t>
-      </w:r>
-      <w:r>
-        <w:rPr>
-          <w:rFonts w:hint="eastAsia"/>
-          <w:b/>
-          <w:bCs/>
-        </w:rPr>
-        <w:t xml:space="preserve">Agent(自动上报+动态调整)</w:t>
-      </w:r>
-      <w:r>
-        <w:rPr>
-          <w:rFonts w:hint="eastAsia"/>
-        </w:rPr>
-        <w:t xml:space="preserve">:破坏评测”固定尺”的可复现性、与</w:t>
-      </w:r>
-      <w:r>
-        <w:t xml:space="preserve"> P3-3 </w:t>
-      </w:r>
-      <w:r>
-        <w:rPr>
-          <w:rFonts w:hint="eastAsia"/>
-        </w:rPr>
-        <w:t xml:space="preserve">回归基线冲突、单人周期只能做壳。</w:t>
-      </w:r>
-    </w:p>
-    <w:p>
-      <w:pPr>
-        <w:pStyle w:val="Compact"/>
-        <w:numPr>
-          <w:ilvl w:val="0"/>
-          <w:numId w:val="1036"/>
-        </w:numPr>
-      </w:pPr>
-      <w:r>
-        <w:rPr>
-          <w:b/>
-          <w:bCs/>
-        </w:rPr>
-        <w:t xml:space="preserve">C17 </w:t>
-      </w:r>
-      <w:r>
-        <w:rPr>
-          <w:rFonts w:hint="eastAsia"/>
-          <w:b/>
-          <w:bCs/>
-        </w:rPr>
-        <w:t xml:space="preserve">评测→训练闭环</w:t>
-      </w:r>
-      <w:r>
-        <w:rPr>
-          <w:rFonts w:hint="eastAsia"/>
-        </w:rPr>
-        <w:t xml:space="preserve">:超出</w:t>
-      </w:r>
-      <w:r>
-        <w:t xml:space="preserve"> eval </w:t>
-      </w:r>
-      <w:r>
-        <w:rPr>
-          <w:rFonts w:hint="eastAsia"/>
-        </w:rPr>
-        <w:t xml:space="preserve">范畴;用自己</w:t>
-      </w:r>
-      <w:r>
-        <w:t xml:space="preserve"> eval </w:t>
-      </w:r>
-      <w:r>
-        <w:rPr>
-          <w:rFonts w:hint="eastAsia"/>
-        </w:rPr>
-        <w:t xml:space="preserve">信号训模型=古德哈特(模型过拟合评测器);仅作商业价值</w:t>
-      </w:r>
-      <w:r>
-        <w:t xml:space="preserve"> PPT </w:t>
-      </w:r>
-      <w:r>
-        <w:rPr>
-          <w:rFonts w:hint="eastAsia"/>
-        </w:rPr>
-        <w:t xml:space="preserve">的未来愿景,不落地。</w:t>
-      </w:r>
-    </w:p>
-    <w:bookmarkEnd w:id="17"/>
-    <w:bookmarkStart w:id="18" w:name="覆盖率自检对照原始目标导师建议声明无遗漏"/>
-    <w:p>
-      <w:pPr>
-        <w:pStyle w:val="Heading2"/>
-      </w:pPr>
-      <w:r>
-        <w:t xml:space="preserve">4. </w:t>
-      </w:r>
-      <w:r>
-        <w:rPr>
-          <w:rFonts w:hint="eastAsia"/>
-        </w:rPr>
-        <w:t xml:space="preserve">覆盖率自检(对照原始目标+导师建议,声明无遗漏)</w:t>
       </w:r>
     </w:p>
     <w:p>
@@ -3752,26 +3830,24 @@
       </w:pPr>
       <w:r>
         <w:rPr>
-          <w:rFonts w:hint="eastAsia"/>
-        </w:rPr>
-        <w:t xml:space="preserve">导师</w:t>
-      </w:r>
-      <w:r>
-        <w:t xml:space="preserve"> 7 </w:t>
-      </w:r>
-      <w:r>
-        <w:rPr>
-          <w:rFonts w:hint="eastAsia"/>
-        </w:rPr>
-        <w:t xml:space="preserve">条建议落点:P0分级→P1-2/P1-3;识别AI→P4-1(用户拍板保留导师原意);优化建议→P3-2;迭代checklist→P3-1;调度Agent→明确不做;训练闭环→明确不做;高对抗场景→P4-2。</w:t>
-      </w:r>
-      <w:r>
-        <w:rPr>
-          <w:rFonts w:hint="eastAsia"/>
-          <w:b/>
-          <w:bCs/>
-        </w:rPr>
-        <w:t xml:space="preserve">全部有交代,无遗漏。</w:t>
+          <w:b/>
+          <w:bCs/>
+        </w:rPr>
+        <w:t xml:space="preserve">C4 ROI </w:t>
+      </w:r>
+      <w:r>
+        <w:rPr>
+          <w:rFonts w:hint="eastAsia"/>
+          <w:b/>
+          <w:bCs/>
+        </w:rPr>
+        <w:t xml:space="preserve">金额换算</w:t>
+      </w:r>
+      <w:r>
+        <w:rPr>
+          <w:rFonts w:hint="eastAsia"/>
+        </w:rPr>
+        <w:t xml:space="preserve">:依赖单人没有的成本单价口径,易做成”看着量化实则拍脑袋”;仅在商业价值叙述里留一句定性话术,不建功能。</w:t>
       </w:r>
     </w:p>
     <w:p>
@@ -3784,17 +3860,48 @@
       </w:pPr>
       <w:r>
         <w:rPr>
-          <w:rFonts w:hint="eastAsia"/>
-        </w:rPr>
-        <w:t xml:space="preserve">心法012五把椅子覆盖:付钱(P1-3/P3-3)/用(P2-1/P2-2/P3-2)/审(P1-1/P2-4)/担责(P1-4/P1-5)/被波及(P2-3/P4-1/P4-2)。</w:t>
-      </w:r>
-      <w:r>
-        <w:rPr>
-          <w:rFonts w:hint="eastAsia"/>
-          <w:b/>
-          <w:bCs/>
-        </w:rPr>
-        <w:t xml:space="preserve">五椅皆有节点。</w:t>
+          <w:b/>
+          <w:bCs/>
+        </w:rPr>
+        <w:t xml:space="preserve">C16 </w:t>
+      </w:r>
+      <w:r>
+        <w:rPr>
+          <w:rFonts w:hint="eastAsia"/>
+          <w:b/>
+          <w:bCs/>
+        </w:rPr>
+        <w:t xml:space="preserve">调度</w:t>
+      </w:r>
+      <w:r>
+        <w:rPr>
+          <w:b/>
+          <w:bCs/>
+        </w:rPr>
+        <w:t xml:space="preserve"> </w:t>
+      </w:r>
+      <w:r>
+        <w:rPr>
+          <w:rFonts w:hint="eastAsia"/>
+          <w:b/>
+          <w:bCs/>
+        </w:rPr>
+        <w:t xml:space="preserve">Agent(自动上报+动态调整)</w:t>
+      </w:r>
+      <w:r>
+        <w:rPr>
+          <w:rFonts w:hint="eastAsia"/>
+        </w:rPr>
+        <w:t xml:space="preserve">:破坏评测”固定尺”的可复现性、与</w:t>
+      </w:r>
+      <w:r>
+        <w:t xml:space="preserve"> P3-3 </w:t>
+      </w:r>
+      <w:r>
+        <w:rPr>
+          <w:rFonts w:hint="eastAsia"/>
+        </w:rPr>
+        <w:t xml:space="preserve">回归基线冲突、单人周期只能做壳。</w:t>
       </w:r>
     </w:p>
     <w:p>
@@ -3806,37 +3913,68 @@
         </w:numPr>
       </w:pPr>
       <w:r>
-        <w:t xml:space="preserve">researcher </w:t>
-      </w:r>
-      <w:r>
-        <w:rPr>
-          <w:rFonts w:hint="eastAsia"/>
-        </w:rPr>
-        <w:t xml:space="preserve">三真问题:N_VOTES→P0-1;README漂移→P0-2;官方0分→P4-3。</w:t>
-      </w:r>
-      <w:r>
-        <w:rPr>
-          <w:rFonts w:hint="eastAsia"/>
-          <w:b/>
-          <w:bCs/>
-        </w:rPr>
-        <w:t xml:space="preserve">全覆盖。</w:t>
+        <w:rPr>
+          <w:b/>
+          <w:bCs/>
+        </w:rPr>
+        <w:t xml:space="preserve">C17 </w:t>
+      </w:r>
+      <w:r>
+        <w:rPr>
+          <w:rFonts w:hint="eastAsia"/>
+          <w:b/>
+          <w:bCs/>
+        </w:rPr>
+        <w:t xml:space="preserve">评测→训练闭环</w:t>
+      </w:r>
+      <w:r>
+        <w:rPr>
+          <w:rFonts w:hint="eastAsia"/>
+        </w:rPr>
+        <w:t xml:space="preserve">:超出</w:t>
+      </w:r>
+      <w:r>
+        <w:t xml:space="preserve"> eval </w:t>
+      </w:r>
+      <w:r>
+        <w:rPr>
+          <w:rFonts w:hint="eastAsia"/>
+        </w:rPr>
+        <w:t xml:space="preserve">范畴;用自己</w:t>
+      </w:r>
+      <w:r>
+        <w:t xml:space="preserve"> eval </w:t>
+      </w:r>
+      <w:r>
+        <w:rPr>
+          <w:rFonts w:hint="eastAsia"/>
+        </w:rPr>
+        <w:t xml:space="preserve">信号训模型=古德哈特(模型过拟合评测器);仅作商业价值</w:t>
+      </w:r>
+      <w:r>
+        <w:t xml:space="preserve"> PPT </w:t>
+      </w:r>
+      <w:r>
+        <w:rPr>
+          <w:rFonts w:hint="eastAsia"/>
+        </w:rPr>
+        <w:t xml:space="preserve">的未来愿景,不落地。</w:t>
       </w:r>
     </w:p>
     <w:bookmarkEnd w:id="18"/>
-    <w:bookmarkStart w:id="19" w:name="人工节点隔离判据无法机械验证需拍板的停下问用户"/>
+    <w:bookmarkStart w:id="19" w:name="覆盖率自检对照原始目标导师建议声明无遗漏"/>
     <w:p>
       <w:pPr>
         <w:pStyle w:val="Heading2"/>
       </w:pPr>
       <w:r>
-        <w:t xml:space="preserve">5. </w:t>
-      </w:r>
-      <w:r>
-        <w:rPr>
-          <w:rFonts w:hint="eastAsia"/>
-        </w:rPr>
-        <w:t xml:space="preserve">人工节点隔离(判据无法机械验证、需拍板的,停下问用户)</w:t>
+        <w:t xml:space="preserve">4. </w:t>
+      </w:r>
+      <w:r>
+        <w:rPr>
+          <w:rFonts w:hint="eastAsia"/>
+        </w:rPr>
+        <w:t xml:space="preserve">覆盖率自检(对照原始目标+导师建议,声明无遗漏)</w:t>
       </w:r>
     </w:p>
     <w:p>
@@ -3850,40 +3988,25 @@
       <w:r>
         <w:rPr>
           <w:rFonts w:hint="eastAsia"/>
-          <w:b/>
-          <w:bCs/>
-        </w:rPr>
-        <w:t xml:space="preserve">拍板点①(P4-1</w:t>
-      </w:r>
-      <w:r>
-        <w:rPr>
-          <w:b/>
-          <w:bCs/>
-        </w:rPr>
-        <w:t xml:space="preserve"> </w:t>
-      </w:r>
-      <w:r>
-        <w:rPr>
-          <w:rFonts w:hint="eastAsia"/>
-          <w:b/>
-          <w:bCs/>
-        </w:rPr>
-        <w:t xml:space="preserve">方向)</w:t>
-      </w:r>
-      <w:r>
-        <w:rPr>
-          <w:rFonts w:hint="eastAsia"/>
-        </w:rPr>
-        <w:t xml:space="preserve">:导师”测识别AI”</w:t>
-      </w:r>
-      <w:r>
-        <w:t xml:space="preserve"> vs </w:t>
-      </w:r>
-      <w:r>
-        <w:rPr>
-          <w:rFonts w:hint="eastAsia"/>
-        </w:rPr>
-        <w:t xml:space="preserve">业务红队”测应对质疑鲁棒性”——方向反转,需用户拍板。</w:t>
+        </w:rPr>
+        <w:t xml:space="preserve">导师</w:t>
+      </w:r>
+      <w:r>
+        <w:t xml:space="preserve"> 7 </w:t>
+      </w:r>
+      <w:r>
+        <w:rPr>
+          <w:rFonts w:hint="eastAsia"/>
+        </w:rPr>
+        <w:t xml:space="preserve">条建议落点:P0分级→P1-2/P1-3;识别AI→P4-1(用户拍板保留导师原意);优化建议→P3-2;迭代checklist→P3-1;调度Agent→明确不做;训练闭环→明确不做;高对抗场景→P4-2。</w:t>
+      </w:r>
+      <w:r>
+        <w:rPr>
+          <w:rFonts w:hint="eastAsia"/>
+          <w:b/>
+          <w:bCs/>
+        </w:rPr>
+        <w:t xml:space="preserve">全部有交代,无遗漏。</w:t>
       </w:r>
     </w:p>
     <w:p>
@@ -3897,34 +4020,16 @@
       <w:r>
         <w:rPr>
           <w:rFonts w:hint="eastAsia"/>
-          <w:b/>
-          <w:bCs/>
-        </w:rPr>
-        <w:t xml:space="preserve">拍板点②(落地范围)</w:t>
-      </w:r>
-      <w:r>
-        <w:rPr>
-          <w:rFonts w:hint="eastAsia"/>
-        </w:rPr>
-        <w:t xml:space="preserve">:全量</w:t>
-      </w:r>
-      <w:r>
-        <w:t xml:space="preserve"> vs </w:t>
-      </w:r>
-      <w:r>
-        <w:rPr>
-          <w:rFonts w:hint="eastAsia"/>
-        </w:rPr>
-        <w:t xml:space="preserve">第一梯队优先</w:t>
-      </w:r>
-      <w:r>
-        <w:t xml:space="preserve"> vs </w:t>
-      </w:r>
-      <w:r>
-        <w:rPr>
-          <w:rFonts w:hint="eastAsia"/>
-        </w:rPr>
-        <w:t xml:space="preserve">评委5条优先——需用户定。</w:t>
+        </w:rPr>
+        <w:t xml:space="preserve">心法012五把椅子覆盖:付钱(P1-3/P3-3)/用(P2-1/P2-2/P3-2)/审(P1-1/P2-4)/担责(P1-4/P1-5)/被波及(P2-3/P4-1/P4-2)。</w:t>
+      </w:r>
+      <w:r>
+        <w:rPr>
+          <w:rFonts w:hint="eastAsia"/>
+          <w:b/>
+          <w:bCs/>
+        </w:rPr>
+        <w:t xml:space="preserve">五椅皆有节点。</w:t>
       </w:r>
     </w:p>
     <w:p>
@@ -3936,6 +4041,136 @@
         </w:numPr>
       </w:pPr>
       <w:r>
+        <w:t xml:space="preserve">researcher </w:t>
+      </w:r>
+      <w:r>
+        <w:rPr>
+          <w:rFonts w:hint="eastAsia"/>
+        </w:rPr>
+        <w:t xml:space="preserve">三真问题:N_VOTES→P0-1;README漂移→P0-2;官方0分→P4-3。</w:t>
+      </w:r>
+      <w:r>
+        <w:rPr>
+          <w:rFonts w:hint="eastAsia"/>
+          <w:b/>
+          <w:bCs/>
+        </w:rPr>
+        <w:t xml:space="preserve">全覆盖。</w:t>
+      </w:r>
+    </w:p>
+    <w:bookmarkEnd w:id="19"/>
+    <w:bookmarkStart w:id="20" w:name="人工节点隔离判据无法机械验证需拍板的停下问用户"/>
+    <w:p>
+      <w:pPr>
+        <w:pStyle w:val="Heading2"/>
+      </w:pPr>
+      <w:r>
+        <w:t xml:space="preserve">5. </w:t>
+      </w:r>
+      <w:r>
+        <w:rPr>
+          <w:rFonts w:hint="eastAsia"/>
+        </w:rPr>
+        <w:t xml:space="preserve">人工节点隔离(判据无法机械验证、需拍板的,停下问用户)</w:t>
+      </w:r>
+    </w:p>
+    <w:p>
+      <w:pPr>
+        <w:pStyle w:val="Compact"/>
+        <w:numPr>
+          <w:ilvl w:val="0"/>
+          <w:numId w:val="1039"/>
+        </w:numPr>
+      </w:pPr>
+      <w:r>
+        <w:rPr>
+          <w:rFonts w:hint="eastAsia"/>
+          <w:b/>
+          <w:bCs/>
+        </w:rPr>
+        <w:t xml:space="preserve">拍板点①(P4-1</w:t>
+      </w:r>
+      <w:r>
+        <w:rPr>
+          <w:b/>
+          <w:bCs/>
+        </w:rPr>
+        <w:t xml:space="preserve"> </w:t>
+      </w:r>
+      <w:r>
+        <w:rPr>
+          <w:rFonts w:hint="eastAsia"/>
+          <w:b/>
+          <w:bCs/>
+        </w:rPr>
+        <w:t xml:space="preserve">方向)</w:t>
+      </w:r>
+      <w:r>
+        <w:rPr>
+          <w:rFonts w:hint="eastAsia"/>
+        </w:rPr>
+        <w:t xml:space="preserve">:导师”测识别AI”</w:t>
+      </w:r>
+      <w:r>
+        <w:t xml:space="preserve"> vs </w:t>
+      </w:r>
+      <w:r>
+        <w:rPr>
+          <w:rFonts w:hint="eastAsia"/>
+        </w:rPr>
+        <w:t xml:space="preserve">业务红队”测应对质疑鲁棒性”——方向反转,需用户拍板。</w:t>
+      </w:r>
+    </w:p>
+    <w:p>
+      <w:pPr>
+        <w:pStyle w:val="Compact"/>
+        <w:numPr>
+          <w:ilvl w:val="0"/>
+          <w:numId w:val="1039"/>
+        </w:numPr>
+      </w:pPr>
+      <w:r>
+        <w:rPr>
+          <w:rFonts w:hint="eastAsia"/>
+          <w:b/>
+          <w:bCs/>
+        </w:rPr>
+        <w:t xml:space="preserve">拍板点②(落地范围)</w:t>
+      </w:r>
+      <w:r>
+        <w:rPr>
+          <w:rFonts w:hint="eastAsia"/>
+        </w:rPr>
+        <w:t xml:space="preserve">:全量</w:t>
+      </w:r>
+      <w:r>
+        <w:t xml:space="preserve"> vs </w:t>
+      </w:r>
+      <w:r>
+        <w:rPr>
+          <w:rFonts w:hint="eastAsia"/>
+        </w:rPr>
+        <w:t xml:space="preserve">第一梯队优先</w:t>
+      </w:r>
+      <w:r>
+        <w:t xml:space="preserve"> vs </w:t>
+      </w:r>
+      <w:r>
+        <w:rPr>
+          <w:rFonts w:hint="eastAsia"/>
+        </w:rPr>
+        <w:t xml:space="preserve">评委5条优先——需用户定。</w:t>
+      </w:r>
+    </w:p>
+    <w:p>
+      <w:pPr>
+        <w:pStyle w:val="Compact"/>
+        <w:numPr>
+          <w:ilvl w:val="0"/>
+          <w:numId w:val="1039"/>
+        </w:numPr>
+      </w:pPr>
+      <w:r>
         <w:rPr>
           <w:rFonts w:hint="eastAsia"/>
           <w:b/>
@@ -3953,8 +4188,8 @@
         <w:t xml:space="preserve">头条措辞、演示脚本——产出后需用户过目(不混入自动收工)。</w:t>
       </w:r>
     </w:p>
-    <w:bookmarkEnd w:id="19"/>
     <w:bookmarkEnd w:id="20"/>
+    <w:bookmarkEnd w:id="21"/>
     <w:sectPr>
       <w:footnotePr>
         <w:numRestart w:val="eachSect"/>
@@ -4251,106 +4486,106 @@
     <w:abstractNumId w:val="991"/>
   </w:num>
   <w:num w:numId="1002">
+    <w:abstractNumId w:val="991"/>
+  </w:num>
+  <w:num w:numId="1003">
     <w:abstractNumId w:val="992"/>
   </w:num>
-  <w:num w:numId="1003">
+  <w:num w:numId="1004">
     <w:abstractNumId w:val="991"/>
   </w:num>
-  <w:num w:numId="1004">
+  <w:num w:numId="1005">
     <w:abstractNumId w:val="992"/>
   </w:num>
-  <w:num w:numId="1005">
+  <w:num w:numId="1006">
     <w:abstractNumId w:val="991"/>
   </w:num>
-  <w:num w:numId="1006">
+  <w:num w:numId="1007">
     <w:abstractNumId w:val="992"/>
   </w:num>
-  <w:num w:numId="1007">
+  <w:num w:numId="1008">
     <w:abstractNumId w:val="991"/>
   </w:num>
-  <w:num w:numId="1008">
+  <w:num w:numId="1009">
     <w:abstractNumId w:val="992"/>
   </w:num>
-  <w:num w:numId="1009">
+  <w:num w:numId="1010">
     <w:abstractNumId w:val="991"/>
   </w:num>
-  <w:num w:numId="1010">
+  <w:num w:numId="1011">
     <w:abstractNumId w:val="992"/>
   </w:num>
-  <w:num w:numId="1011">
+  <w:num w:numId="1012">
     <w:abstractNumId w:val="991"/>
   </w:num>
-  <w:num w:numId="1012">
+  <w:num w:numId="1013">
     <w:abstractNumId w:val="992"/>
   </w:num>
-  <w:num w:numId="1013">
+  <w:num w:numId="1014">
     <w:abstractNumId w:val="991"/>
   </w:num>
-  <w:num w:numId="1014">
+  <w:num w:numId="1015">
     <w:abstractNumId w:val="992"/>
   </w:num>
-  <w:num w:numId="1015">
+  <w:num w:numId="1016">
     <w:abstractNumId w:val="991"/>
   </w:num>
-  <w:num w:numId="1016">
+  <w:num w:numId="1017">
     <w:abstractNumId w:val="992"/>
   </w:num>
-  <w:num w:numId="1017">
+  <w:num w:numId="1018">
     <w:abstractNumId w:val="991"/>
   </w:num>
-  <w:num w:numId="1018">
+  <w:num w:numId="1019">
     <w:abstractNumId w:val="992"/>
   </w:num>
-  <w:num w:numId="1019">
+  <w:num w:numId="1020">
     <w:abstractNumId w:val="991"/>
   </w:num>
-  <w:num w:numId="1020">
+  <w:num w:numId="1021">
     <w:abstractNumId w:val="992"/>
   </w:num>
-  <w:num w:numId="1021">
+  <w:num w:numId="1022">
     <w:abstractNumId w:val="991"/>
   </w:num>
-  <w:num w:numId="1022">
+  <w:num w:numId="1023">
     <w:abstractNumId w:val="992"/>
   </w:num>
-  <w:num w:numId="1023">
+  <w:num w:numId="1024">
     <w:abstractNumId w:val="991"/>
   </w:num>
-  <w:num w:numId="1024">
+  <w:num w:numId="1025">
     <w:abstractNumId w:val="992"/>
   </w:num>
-  <w:num w:numId="1025">
+  <w:num w:numId="1026">
     <w:abstractNumId w:val="991"/>
   </w:num>
-  <w:num w:numId="1026">
+  <w:num w:numId="1027">
     <w:abstractNumId w:val="992"/>
   </w:num>
-  <w:num w:numId="1027">
+  <w:num w:numId="1028">
     <w:abstractNumId w:val="991"/>
   </w:num>
-  <w:num w:numId="1028">
+  <w:num w:numId="1029">
     <w:abstractNumId w:val="992"/>
   </w:num>
-  <w:num w:numId="1029">
+  <w:num w:numId="1030">
     <w:abstractNumId w:val="991"/>
   </w:num>
-  <w:num w:numId="1030">
+  <w:num w:numId="1031">
     <w:abstractNumId w:val="992"/>
   </w:num>
-  <w:num w:numId="1031">
+  <w:num w:numId="1032">
     <w:abstractNumId w:val="991"/>
   </w:num>
-  <w:num w:numId="1032">
+  <w:num w:numId="1033">
     <w:abstractNumId w:val="992"/>
   </w:num>
-  <w:num w:numId="1033">
+  <w:num w:numId="1034">
     <w:abstractNumId w:val="991"/>
   </w:num>
-  <w:num w:numId="1034">
+  <w:num w:numId="1035">
     <w:abstractNumId w:val="992"/>
-  </w:num>
-  <w:num w:numId="1035">
-    <w:abstractNumId w:val="991"/>
   </w:num>
   <w:num w:numId="1036">
     <w:abstractNumId w:val="991"/>
@@ -4359,6 +4594,9 @@
     <w:abstractNumId w:val="991"/>
   </w:num>
   <w:num w:numId="1038">
+    <w:abstractNumId w:val="991"/>
+  </w:num>
+  <w:num w:numId="1039">
     <w:abstractNumId w:val="991"/>
   </w:num>
 </w:numbering>

--- a/docs/EvalCall改进-建模-20260630.docx
+++ b/docs/EvalCall改进-建模-20260630.docx
@@ -452,27 +452,93 @@
           <w:b/>
           <w:bCs/>
         </w:rPr>
-        <w:t xml:space="preserve">⏭️ </w:t>
-      </w:r>
-      <w:r>
-        <w:rPr>
-          <w:rFonts w:hint="eastAsia"/>
-          <w:b/>
-          <w:bCs/>
-        </w:rPr>
-        <w:t xml:space="preserve">待续做（已spec化，零上下文可续；按价值排序）：</w:t>
-      </w:r>
-      <w:r>
-        <w:t xml:space="preserve"> </w:t>
-      </w:r>
-      <w:r>
-        <w:t xml:space="preserve">- [ ] P4-3 </w:t>
-      </w:r>
-      <w:r>
-        <w:rPr>
-          <w:rFonts w:hint="eastAsia"/>
-        </w:rPr>
-        <w:t xml:space="preserve">补1个无指令冲突任务展示区分度</w:t>
+        <w:t xml:space="preserve">✅ </w:t>
+      </w:r>
+      <w:r>
+        <w:rPr>
+          <w:rFonts w:hint="eastAsia"/>
+          <w:b/>
+          <w:bCs/>
+        </w:rPr>
+        <w:t xml:space="preserve">全部完成（续做批次）：</w:t>
+      </w:r>
+      <w:r>
+        <w:t xml:space="preserve"> </w:t>
+      </w:r>
+      <w:r>
+        <w:t xml:space="preserve">- P4-3 </w:t>
+      </w:r>
+      <w:r>
+        <w:rPr>
+          <w:rFonts w:hint="eastAsia"/>
+        </w:rPr>
+        <w:t xml:space="preserve">补无冲突对照任务</w:t>
+      </w:r>
+      <w:r>
+        <w:t xml:space="preserve"> </w:t>
+      </w:r>
+      <w:r>
+        <w:rPr>
+          <w:rFonts w:hint="eastAsia"/>
+        </w:rPr>
+        <w:t xml:space="preserve">t02_delivery_reschedule（可溯源、无物理冲突，展示评测区分度）+</w:t>
+      </w:r>
+      <w:r>
+        <w:t xml:space="preserve"> </w:t>
+      </w:r>
+      <w:r>
+        <w:rPr>
+          <w:rFonts w:hint="eastAsia"/>
+        </w:rPr>
+        <w:t xml:space="preserve">0分归因徽章（template</w:t>
+      </w:r>
+      <w:r>
+        <w:t xml:space="preserve"> </w:t>
+      </w:r>
+      <w:r>
+        <w:rPr>
+          <w:rFonts w:hint="eastAsia"/>
+        </w:rPr>
+        <w:t xml:space="preserve">lint_warning，已有）（commit</w:t>
+      </w:r>
+      <w:r>
+        <w:t xml:space="preserve"> </w:t>
+      </w:r>
+      <w:r>
+        <w:rPr>
+          <w:rFonts w:hint="eastAsia"/>
+        </w:rPr>
+        <w:t xml:space="preserve">1c81e36）</w:t>
+      </w:r>
+      <w:r>
+        <w:t xml:space="preserve"> </w:t>
+      </w:r>
+      <w:r>
+        <w:t xml:space="preserve">- P2-2 </w:t>
+      </w:r>
+      <w:r>
+        <w:rPr>
+          <w:rFonts w:hint="eastAsia"/>
+        </w:rPr>
+        <w:t xml:space="preserve">通话级问题清单（report</w:t>
+      </w:r>
+      <w:r>
+        <w:t xml:space="preserve"> call_rows </w:t>
+      </w:r>
+      <w:r>
+        <w:rPr>
+          <w:rFonts w:hint="eastAsia"/>
+        </w:rPr>
+        <w:t xml:space="preserve">按</w:t>
+      </w:r>
+      <w:r>
+        <w:t xml:space="preserve"> run </w:t>
+      </w:r>
+      <w:r>
+        <w:rPr>
+          <w:rFonts w:hint="eastAsia"/>
+        </w:rPr>
+        <w:t xml:space="preserve">聚合</w:t>
       </w:r>
       <w:r>
         <w:t xml:space="preserve"> + </w:t>
@@ -481,78 +547,186 @@
         <w:rPr>
           <w:rFonts w:hint="eastAsia"/>
         </w:rPr>
-        <w:t xml:space="preserve">报告0分归因徽章（修researcher挖的”官方任务全0分表现力弱”，演示价值高；0分归因徽章template已有lint_warning，差无冲突任务yaml）</w:t>
-      </w:r>
-      <w:r>
-        <w:t xml:space="preserve"> </w:t>
-      </w:r>
-      <w:r>
-        <w:t xml:space="preserve">- [ ] P2-2 </w:t>
-      </w:r>
-      <w:r>
-        <w:rPr>
-          <w:rFonts w:hint="eastAsia"/>
-        </w:rPr>
-        <w:t xml:space="preserve">通话级问题清单（report按run组织视图）｜P2-1</w:t>
-      </w:r>
-      <w:r>
-        <w:t xml:space="preserve"> </w:t>
-      </w:r>
-      <w:r>
-        <w:rPr>
-          <w:rFonts w:hint="eastAsia"/>
-        </w:rPr>
-        <w:t xml:space="preserve">证据跳转对话原文（template锚点）</w:t>
-      </w:r>
-      <w:r>
-        <w:t xml:space="preserve"> </w:t>
-      </w:r>
-      <w:r>
-        <w:t xml:space="preserve">- [ ] P3-1 </w:t>
-      </w:r>
-      <w:r>
-        <w:rPr>
-          <w:rFonts w:hint="eastAsia"/>
-        </w:rPr>
-        <w:t xml:space="preserve">活清单增量（真实对话挖候选检查点，</w:t>
-      </w:r>
-      <w:r>
-        <w:rPr>
-          <w:rFonts w:hint="eastAsia"/>
-          <w:b/>
-          <w:bCs/>
-        </w:rPr>
-        <w:t xml:space="preserve">硬闸:新检查点须可溯源指令原文,防循环论证</w:t>
-      </w:r>
-      <w:r>
-        <w:rPr>
-          <w:rFonts w:hint="eastAsia"/>
-        </w:rPr>
-        <w:t xml:space="preserve">——最需小心）</w:t>
-      </w:r>
-      <w:r>
-        <w:t xml:space="preserve"> </w:t>
-      </w:r>
-      <w:r>
-        <w:t xml:space="preserve">- [ ] P4-2 </w:t>
-      </w:r>
-      <w:r>
-        <w:rPr>
-          <w:rFonts w:hint="eastAsia"/>
-        </w:rPr>
-        <w:t xml:space="preserve">persona配比可配置（默认贴行业常识+标口径）</w:t>
-      </w:r>
-      <w:r>
-        <w:t xml:space="preserve"> </w:t>
-      </w:r>
-      <w:r>
-        <w:t xml:space="preserve">- [ ] P2-4 </w:t>
-      </w:r>
-      <w:r>
-        <w:rPr>
-          <w:rFonts w:hint="eastAsia"/>
-        </w:rPr>
-        <w:t xml:space="preserve">验证lint证据卡在报告头部显示（runs/lint/有官方任务JSON则基本现成）</w:t>
+        <w:t xml:space="preserve">模板表）｜P2-1</w:t>
+      </w:r>
+      <w:r>
+        <w:t xml:space="preserve"> </w:t>
+      </w:r>
+      <w:r>
+        <w:rPr>
+          <w:rFonts w:hint="eastAsia"/>
+        </w:rPr>
+        <w:t xml:space="preserve">证据跳转（通话级→case</w:t>
+      </w:r>
+      <w:r>
+        <w:t xml:space="preserve"> study </w:t>
+      </w:r>
+      <w:r>
+        <w:rPr>
+          <w:rFonts w:hint="eastAsia"/>
+        </w:rPr>
+        <w:t xml:space="preserve">全文回放锚点</w:t>
+      </w:r>
+      <w:r>
+        <w:t xml:space="preserve"> </w:t>
+      </w:r>
+      <w:r>
+        <w:rPr>
+          <w:rFonts w:hint="eastAsia"/>
+        </w:rPr>
+        <w:t xml:space="preserve">#call-{run_id}）（commit</w:t>
+      </w:r>
+      <w:r>
+        <w:t xml:space="preserve"> </w:t>
+      </w:r>
+      <w:r>
+        <w:rPr>
+          <w:rFonts w:hint="eastAsia"/>
+        </w:rPr>
+        <w:t xml:space="preserve">1c81e36）</w:t>
+      </w:r>
+      <w:r>
+        <w:t xml:space="preserve"> </w:t>
+      </w:r>
+      <w:r>
+        <w:t xml:space="preserve">- P3-1 </w:t>
+      </w:r>
+      <w:r>
+        <w:rPr>
+          <w:rFonts w:hint="eastAsia"/>
+        </w:rPr>
+        <w:t xml:space="preserve">活清单增量（grow.py</w:t>
+      </w:r>
+      <w:r>
+        <w:t xml:space="preserve"> +</w:t>
+      </w:r>
+      <w:r>
+        <w:t xml:space="preserve"> </w:t>
+      </w:r>
+      <w:r>
+        <w:rPr>
+          <w:rStyle w:val="VerbatimChar"/>
+        </w:rPr>
+        <w:t xml:space="preserve">grow</w:t>
+      </w:r>
+      <w:r>
+        <w:t xml:space="preserve"> </w:t>
+      </w:r>
+      <w:r>
+        <w:rPr>
+          <w:rFonts w:hint="eastAsia"/>
+        </w:rPr>
+        <w:t xml:space="preserve">子命令，</w:t>
+      </w:r>
+      <w:r>
+        <w:rPr>
+          <w:rFonts w:hint="eastAsia"/>
+          <w:b/>
+          <w:bCs/>
+        </w:rPr>
+        <w:t xml:space="preserve">溯源硬闸实测拦截无源/反推候选</w:t>
+      </w:r>
+      <w:r>
+        <w:rPr>
+          <w:rFonts w:hint="eastAsia"/>
+        </w:rPr>
+        <w:t xml:space="preserve">，候选只进待人工确认区，4</w:t>
+      </w:r>
+      <w:r>
+        <w:t xml:space="preserve"> </w:t>
+      </w:r>
+      <w:r>
+        <w:rPr>
+          <w:rFonts w:hint="eastAsia"/>
+        </w:rPr>
+        <w:t xml:space="preserve">单测）（commit</w:t>
+      </w:r>
+      <w:r>
+        <w:t xml:space="preserve"> </w:t>
+      </w:r>
+      <w:r>
+        <w:rPr>
+          <w:rFonts w:hint="eastAsia"/>
+        </w:rPr>
+        <w:t xml:space="preserve">cf2682d）</w:t>
+      </w:r>
+      <w:r>
+        <w:t xml:space="preserve"> </w:t>
+      </w:r>
+      <w:r>
+        <w:t xml:space="preserve">- P4-2 persona </w:t>
+      </w:r>
+      <w:r>
+        <w:rPr>
+          <w:rFonts w:hint="eastAsia"/>
+        </w:rPr>
+        <w:t xml:space="preserve">配比可配置（persona_mix.py</w:t>
+      </w:r>
+      <w:r>
+        <w:t xml:space="preserve"> + </w:t>
+      </w:r>
+      <w:r>
+        <w:rPr>
+          <w:rFonts w:hint="eastAsia"/>
+        </w:rPr>
+        <w:t xml:space="preserve">mix.yaml，默认贴行业常识平淡为主，如实标口径，3</w:t>
+      </w:r>
+      <w:r>
+        <w:t xml:space="preserve"> </w:t>
+      </w:r>
+      <w:r>
+        <w:rPr>
+          <w:rFonts w:hint="eastAsia"/>
+        </w:rPr>
+        <w:t xml:space="preserve">单测）（commit</w:t>
+      </w:r>
+      <w:r>
+        <w:t xml:space="preserve"> </w:t>
+      </w:r>
+      <w:r>
+        <w:rPr>
+          <w:rFonts w:hint="eastAsia"/>
+        </w:rPr>
+        <w:t xml:space="preserve">cf2682d）</w:t>
+      </w:r>
+      <w:r>
+        <w:t xml:space="preserve"> </w:t>
+      </w:r>
+      <w:r>
+        <w:t xml:space="preserve">- P2-4 lint </w:t>
+      </w:r>
+      <w:r>
+        <w:rPr>
+          <w:rFonts w:hint="eastAsia"/>
+        </w:rPr>
+        <w:t xml:space="preserve">证据卡：template</w:t>
+      </w:r>
+      <w:r>
+        <w:t xml:space="preserve"> lint_warning </w:t>
+      </w:r>
+      <w:r>
+        <w:rPr>
+          <w:rFonts w:hint="eastAsia"/>
+        </w:rPr>
+        <w:t xml:space="preserve">块已存在并渲染（researcher</w:t>
+      </w:r>
+      <w:r>
+        <w:t xml:space="preserve"> </w:t>
+      </w:r>
+      <w:r>
+        <w:rPr>
+          <w:rFonts w:hint="eastAsia"/>
+        </w:rPr>
+        <w:t xml:space="preserve">确认</w:t>
+      </w:r>
+      <w:r>
+        <w:t xml:space="preserve"> report </w:t>
+      </w:r>
+      <w:r>
+        <w:rPr>
+          <w:rFonts w:hint="eastAsia"/>
+        </w:rPr>
+        <w:t xml:space="preserve">联动），无需新增。</w:t>
       </w:r>
     </w:p>
     <w:p>
@@ -561,11 +735,89 @@
       </w:pPr>
       <w:r>
         <w:rPr>
-          <w:rFonts w:hint="eastAsia"/>
-          <w:b/>
-          <w:bCs/>
-        </w:rPr>
-        <w:t xml:space="preserve">续做入口</w:t>
+          <w:b/>
+          <w:bCs/>
+        </w:rPr>
+        <w:t xml:space="preserve">🎉 </w:t>
+      </w:r>
+      <w:r>
+        <w:rPr>
+          <w:rFonts w:hint="eastAsia"/>
+          <w:b/>
+          <w:bCs/>
+        </w:rPr>
+        <w:t xml:space="preserve">全</w:t>
+      </w:r>
+      <w:r>
+        <w:rPr>
+          <w:b/>
+          <w:bCs/>
+        </w:rPr>
+        <w:t xml:space="preserve"> 16 </w:t>
+      </w:r>
+      <w:r>
+        <w:rPr>
+          <w:rFonts w:hint="eastAsia"/>
+          <w:b/>
+          <w:bCs/>
+        </w:rPr>
+        <w:t xml:space="preserve">节点落地完成。59</w:t>
+      </w:r>
+      <w:r>
+        <w:rPr>
+          <w:b/>
+          <w:bCs/>
+        </w:rPr>
+        <w:t xml:space="preserve"> </w:t>
+      </w:r>
+      <w:r>
+        <w:rPr>
+          <w:rFonts w:hint="eastAsia"/>
+          <w:b/>
+          <w:bCs/>
+        </w:rPr>
+        <w:t xml:space="preserve">单测全绿。综合</w:t>
+      </w:r>
+      <w:r>
+        <w:rPr>
+          <w:b/>
+          <w:bCs/>
+        </w:rPr>
+        <w:t xml:space="preserve"> demo </w:t>
+      </w:r>
+      <w:r>
+        <w:rPr>
+          <w:rFonts w:hint="eastAsia"/>
+          <w:b/>
+          <w:bCs/>
+        </w:rPr>
+        <w:t xml:space="preserve">报告</w:t>
+      </w:r>
+      <w:r>
+        <w:rPr>
+          <w:b/>
+          <w:bCs/>
+        </w:rPr>
+        <w:t xml:space="preserve"> playwright </w:t>
+      </w:r>
+      <w:r>
+        <w:rPr>
+          <w:rFonts w:hint="eastAsia"/>
+          <w:b/>
+          <w:bCs/>
+        </w:rPr>
+        <w:t xml:space="preserve">截图视觉验货通过（docs/EvalCall改进-报告决策头条-演示截图-20260630.png）。</w:t>
+      </w:r>
+      <w:r>
+        <w:t xml:space="preserve"> </w:t>
+      </w:r>
+      <w:r>
+        <w:rPr>
+          <w:rFonts w:hint="eastAsia"/>
+          <w:b/>
+          <w:bCs/>
+        </w:rPr>
+        <w:t xml:space="preserve">续做入口（如需）</w:t>
       </w:r>
       <w:r>
         <w:rPr>
@@ -601,13 +853,7 @@
         <w:t xml:space="preserve">git log --oneline</w:t>
       </w:r>
       <w:r>
-        <w:t xml:space="preserve"> </w:t>
-      </w:r>
-      <w:r>
-        <w:rPr>
-          <w:rFonts w:hint="eastAsia"/>
-        </w:rPr>
-        <w:t xml:space="preserve">即可无缝接。每个待续节点的动作/判据见下方第2节同名节点。</w:t>
+        <w:t xml:space="preserve">。</w:t>
       </w:r>
     </w:p>
     <w:bookmarkEnd w:id="9"/>
